--- a/resume/applications/deloitte-cloud/application.docx
+++ b/resume/applications/deloitte-cloud/application.docx
@@ -183,7 +183,7 @@
           <w:sz w:val="20"/>
           <w:szCs w:val="20"/>
         </w:rPr>
-        <w:t xml:space="preserve">The Python and API work goes back three and a half years at Darwinbox, an enterprise HR SaaS platform across Southeast Asia. I built REST API integrations and ETL pipelines for clients in banking, retail, and manufacturing, cut integration downtime by 20%, and maintained 95% accuracy across 130+ client environments.</w:t>
+        <w:t xml:space="preserve">The Python and API work goes back three and a half years at Darwinbox, an enterprise HR SaaS platform across Southeast Asia. I built REST API integrations and ETL pipelines for clients in banking, retail, and manufacturing, cut integration downtime by 20%, and maintained 95% accuracy across enterprise client environments.</w:t>
       </w:r>
     </w:p>
     <w:p>
@@ -367,7 +367,7 @@
           <w:sz w:val="20"/>
           <w:szCs w:val="20"/>
         </w:rPr>
-        <w:t xml:space="preserve">Backend and integration engineer with 3+ years building API-driven systems and working directly with enterprise clients. Uses AI tools like Claude Code and prompt engineering as a normal part of day-to-day work. Strong in Python, AWS serverless, and Terraform. Cut production downtime 20%, held 95% integration accuracy, and delivered across 130+ client environments.</w:t>
+        <w:t xml:space="preserve">Backend and integration engineer with 3+ years building API-driven systems and working directly with enterprise clients. Uses AI tools like Claude Code and prompt engineering as a normal part of day-to-day work. Strong in Python, AWS serverless, and Terraform. Cut production downtime 20%, held 95% integration accuracy, and delivered across enterprise client environments.</w:t>
       </w:r>
     </w:p>
     <w:p>
@@ -824,7 +824,7 @@
           <w:sz w:val="20"/>
           <w:szCs w:val="20"/>
         </w:rPr>
-        <w:t xml:space="preserve">Delivered end-to-end implementations for 130+ clients, cutting timelines from 90 to 45 days through reusable templates and automated configuration</w:t>
+        <w:t xml:space="preserve">Delivered end-to-end implementations for enterprise clients, cutting timelines from 90 to 45 days through reusable templates and automated configuration</w:t>
       </w:r>
     </w:p>
     <w:p>
